--- a/resources/week-05/W5L3 - F1 Website - Page Content - Support (Beginning).docx
+++ b/resources/week-05/W5L3 - F1 Website - Page Content - Support (Beginning).docx
@@ -150,7 +150,7 @@
           <w:i w:val="0"/>
           <w:sz w:val="22"/>
         </w:rPr>
-        <w:t>Build an F1 website with 4 pages. Below is what goes on each page. You write the HTML: choose the right tag for each part, save each file with its file name, and open it in the browser.</w:t>
+        <w:t>Build an F1 website with 4 pages and connect them with hyperlinks. Below is what goes on each page. You write the HTML: choose the right tag for each part, save each file with its file name, and test every link in the browser.</w:t>
       </w:r>
     </w:p>
     <w:tbl>
@@ -192,7 +192,7 @@
                 <w:i w:val="0"/>
                 <w:sz w:val="21"/>
               </w:rPr>
-              <w:t>Main heading = &lt;h1&gt;   |   Subheading = &lt;h2&gt;   |   Paragraph = &lt;p&gt;   |   Bulleted list = &lt;ul&gt; with &lt;li&gt;   |   Numbered list = &lt;ol&gt; with &lt;li&gt;   |   Tab title goes in &lt;title&gt; inside &lt;head&gt;</w:t>
+              <w:t>Main heading = &lt;h1&gt;   |   Subheading = &lt;h2&gt;   |   Paragraph = &lt;p&gt;   |   Bulleted list = &lt;ul&gt; with &lt;li&gt;   |   Numbered list = &lt;ol&gt; with &lt;li&gt;   |   Link = &lt;a href="file.html"&gt;   |   Menu = &lt;nav&gt; holding a &lt;ul&gt; of links   |   New tab = target="_blank"   |   Tab title = &lt;title&gt;. Keep all 4 files in ONE folder.</w:t>
             </w:r>
           </w:p>
         </w:tc>
@@ -211,18 +211,186 @@
         </w:rPr>
       </w:r>
     </w:p>
+    <w:tbl>
+      <w:tblPr>
+        <w:tblW w:type="auto" w:w="0"/>
+        <w:jc w:val="center"/>
+        <w:tblLayout w:type="fixed"/>
+        <w:tblLook w:firstColumn="1" w:firstRow="1" w:lastColumn="0" w:lastRow="0" w:noHBand="0" w:noVBand="1" w:val="04A0"/>
+        <w:tblBorders>
+          <w:top w:val="single" w:color="156082" w:sz="8"/>
+          <w:left w:val="single" w:color="156082" w:sz="8"/>
+          <w:bottom w:val="single" w:color="156082" w:sz="8"/>
+          <w:right w:val="single" w:color="156082" w:sz="8"/>
+          <w:insideH w:val="single" w:color="156082" w:sz="8"/>
+          <w:insideV w:val="single" w:color="156082" w:sz="8"/>
+        </w:tblBorders>
+      </w:tblPr>
+      <w:tblGrid>
+        <w:gridCol w:w="9360"/>
+      </w:tblGrid>
+      <w:tr>
+        <w:tc>
+          <w:tcPr>
+            <w:tcW w:type="dxa" w:w="9360"/>
+            <w:shd w:val="clear" w:color="auto" w:fill="E8F1F8"/>
+            <w:tcMar>
+              <w:top w:w="90" w:type="dxa"/>
+              <w:left w:w="140" w:type="dxa"/>
+              <w:bottom w:w="90" w:type="dxa"/>
+              <w:right w:w="140" w:type="dxa"/>
+            </w:tcMar>
+          </w:tcPr>
+          <w:p>
+            <w:pPr>
+              <w:spacing w:after="40" w:before="0"/>
+            </w:pPr>
+            <w:r>
+              <w:rPr>
+                <w:rFonts w:ascii="Times New Roman" w:hAnsi="Times New Roman" w:eastAsia="Times New Roman"/>
+                <w:b/>
+                <w:i w:val="0"/>
+                <w:color w:val="0E2841"/>
+                <w:sz w:val="21"/>
+              </w:rPr>
+              <w:t>Navigation menu</w:t>
+            </w:r>
+            <w:r>
+              <w:rPr>
+                <w:rFonts w:ascii="Times New Roman" w:hAnsi="Times New Roman" w:eastAsia="Times New Roman"/>
+                <w:b w:val="0"/>
+                <w:i/>
+                <w:color w:val="156082"/>
+                <w:sz w:val="16"/>
+              </w:rPr>
+              <w:t xml:space="preserve">   put the same menu at the top of EVERY page</w:t>
+            </w:r>
+          </w:p>
+          <w:p>
+            <w:pPr>
+              <w:spacing w:after="0" w:before="0"/>
+            </w:pPr>
+            <w:r>
+              <w:rPr>
+                <w:rFonts w:ascii="Times New Roman" w:hAnsi="Times New Roman" w:eastAsia="Times New Roman"/>
+                <w:b/>
+                <w:i w:val="0"/>
+                <w:sz w:val="18"/>
+              </w:rPr>
+              <w:t>Home</w:t>
+            </w:r>
+            <w:r>
+              <w:rPr>
+                <w:rFonts w:ascii="Consolas" w:hAnsi="Consolas" w:eastAsia="Consolas"/>
+                <w:b w:val="0"/>
+                <w:i w:val="0"/>
+                <w:color w:val="156082"/>
+                <w:sz w:val="15"/>
+              </w:rPr>
+              <w:t xml:space="preserve"> → index.html</w:t>
+            </w:r>
+            <w:r>
+              <w:rPr>
+                <w:rFonts w:ascii="Times New Roman" w:hAnsi="Times New Roman" w:eastAsia="Times New Roman"/>
+                <w:b w:val="0"/>
+                <w:i w:val="0"/>
+                <w:color w:val="999999"/>
+                <w:sz w:val="18"/>
+              </w:rPr>
+              <w:t xml:space="preserve">     |     </w:t>
+            </w:r>
+            <w:r>
+              <w:rPr>
+                <w:rFonts w:ascii="Times New Roman" w:hAnsi="Times New Roman" w:eastAsia="Times New Roman"/>
+                <w:b/>
+                <w:i w:val="0"/>
+                <w:sz w:val="18"/>
+              </w:rPr>
+              <w:t>About Us</w:t>
+            </w:r>
+            <w:r>
+              <w:rPr>
+                <w:rFonts w:ascii="Consolas" w:hAnsi="Consolas" w:eastAsia="Consolas"/>
+                <w:b w:val="0"/>
+                <w:i w:val="0"/>
+                <w:color w:val="156082"/>
+                <w:sz w:val="15"/>
+              </w:rPr>
+              <w:t xml:space="preserve"> → about.html</w:t>
+            </w:r>
+            <w:r>
+              <w:rPr>
+                <w:rFonts w:ascii="Times New Roman" w:hAnsi="Times New Roman" w:eastAsia="Times New Roman"/>
+                <w:b w:val="0"/>
+                <w:i w:val="0"/>
+                <w:color w:val="999999"/>
+                <w:sz w:val="18"/>
+              </w:rPr>
+              <w:t xml:space="preserve">     |     </w:t>
+            </w:r>
+            <w:r>
+              <w:rPr>
+                <w:rFonts w:ascii="Times New Roman" w:hAnsi="Times New Roman" w:eastAsia="Times New Roman"/>
+                <w:b/>
+                <w:i w:val="0"/>
+                <w:sz w:val="18"/>
+              </w:rPr>
+              <w:t>Contact Us</w:t>
+            </w:r>
+            <w:r>
+              <w:rPr>
+                <w:rFonts w:ascii="Consolas" w:hAnsi="Consolas" w:eastAsia="Consolas"/>
+                <w:b w:val="0"/>
+                <w:i w:val="0"/>
+                <w:color w:val="156082"/>
+                <w:sz w:val="15"/>
+              </w:rPr>
+              <w:t xml:space="preserve"> → contact.html</w:t>
+            </w:r>
+            <w:r>
+              <w:rPr>
+                <w:rFonts w:ascii="Times New Roman" w:hAnsi="Times New Roman" w:eastAsia="Times New Roman"/>
+                <w:b w:val="0"/>
+                <w:i w:val="0"/>
+                <w:color w:val="999999"/>
+                <w:sz w:val="18"/>
+              </w:rPr>
+              <w:t xml:space="preserve">     |     </w:t>
+            </w:r>
+            <w:r>
+              <w:rPr>
+                <w:rFonts w:ascii="Times New Roman" w:hAnsi="Times New Roman" w:eastAsia="Times New Roman"/>
+                <w:b/>
+                <w:i w:val="0"/>
+                <w:sz w:val="18"/>
+              </w:rPr>
+              <w:t>Vision and Mission</w:t>
+            </w:r>
+            <w:r>
+              <w:rPr>
+                <w:rFonts w:ascii="Consolas" w:hAnsi="Consolas" w:eastAsia="Consolas"/>
+                <w:b w:val="0"/>
+                <w:i w:val="0"/>
+                <w:color w:val="156082"/>
+                <w:sz w:val="15"/>
+              </w:rPr>
+              <w:t xml:space="preserve"> → vision.html</w:t>
+            </w:r>
+          </w:p>
+        </w:tc>
+      </w:tr>
+    </w:tbl>
     <w:p>
       <w:pPr>
-        <w:spacing w:after="100" w:before="0"/>
+        <w:spacing w:after="80" w:before="0"/>
       </w:pPr>
       <w:r>
         <w:rPr>
           <w:rFonts w:ascii="Times New Roman" w:hAnsi="Times New Roman" w:eastAsia="Times New Roman"/>
           <w:b w:val="0"/>
           <w:i w:val="0"/>
-          <w:sz w:val="20"/>
+          <w:sz w:val="8"/>
         </w:rPr>
-        <w:t>Remember: every page needs the full skeleton: &lt;!DOCTYPE html&gt;, &lt;html&gt;, &lt;head&gt;, &lt;title&gt;, &lt;body&gt;. Keep all 4 files in ONE folder.</w:t>
       </w:r>
     </w:p>
     <w:tbl>
@@ -269,7 +437,7 @@
                 <w:b/>
                 <w:i w:val="0"/>
                 <w:color w:val="0E2841"/>
-                <w:sz w:val="24"/>
+                <w:sz w:val="21"/>
               </w:rPr>
               <w:t>Home page</w:t>
             </w:r>
@@ -279,7 +447,7 @@
                 <w:b w:val="0"/>
                 <w:i w:val="0"/>
                 <w:color w:val="156082"/>
-                <w:sz w:val="19"/>
+                <w:sz w:val="16"/>
               </w:rPr>
               <w:t xml:space="preserve">   file: index.html</w:t>
             </w:r>
@@ -294,7 +462,7 @@
                 <w:b w:val="0"/>
                 <w:i/>
                 <w:color w:val="555555"/>
-                <w:sz w:val="19"/>
+                <w:sz w:val="16"/>
               </w:rPr>
               <w:t xml:space="preserve">Tab title: </w:t>
             </w:r>
@@ -304,7 +472,7 @@
                 <w:b w:val="0"/>
                 <w:i/>
                 <w:color w:val="555555"/>
-                <w:sz w:val="19"/>
+                <w:sz w:val="16"/>
               </w:rPr>
               <w:t>F1 World - Home</w:t>
             </w:r>
@@ -319,7 +487,7 @@
                 <w:b/>
                 <w:i w:val="0"/>
                 <w:color w:val="156082"/>
-                <w:sz w:val="19"/>
+                <w:sz w:val="16"/>
               </w:rPr>
               <w:t xml:space="preserve">Main heading: </w:t>
             </w:r>
@@ -328,7 +496,7 @@
                 <w:rFonts w:ascii="Times New Roman" w:hAnsi="Times New Roman" w:eastAsia="Times New Roman"/>
                 <w:b w:val="0"/>
                 <w:i w:val="0"/>
-                <w:sz w:val="21"/>
+                <w:sz w:val="18"/>
               </w:rPr>
               <w:t>Welcome to F1 World</w:t>
             </w:r>
@@ -343,7 +511,7 @@
                 <w:b/>
                 <w:i w:val="0"/>
                 <w:color w:val="156082"/>
-                <w:sz w:val="19"/>
+                <w:sz w:val="16"/>
               </w:rPr>
               <w:t xml:space="preserve">Paragraph: </w:t>
             </w:r>
@@ -352,7 +520,7 @@
                 <w:rFonts w:ascii="Times New Roman" w:hAnsi="Times New Roman" w:eastAsia="Times New Roman"/>
                 <w:b w:val="0"/>
                 <w:i w:val="0"/>
-                <w:sz w:val="21"/>
+                <w:sz w:val="18"/>
               </w:rPr>
               <w:t>Formula 1 is the fastest motor racing sport in the world.</w:t>
             </w:r>
@@ -367,7 +535,7 @@
                 <w:b/>
                 <w:i w:val="0"/>
                 <w:color w:val="156082"/>
-                <w:sz w:val="19"/>
+                <w:sz w:val="16"/>
               </w:rPr>
               <w:t xml:space="preserve">Subheading: </w:t>
             </w:r>
@@ -376,7 +544,7 @@
                 <w:rFonts w:ascii="Times New Roman" w:hAnsi="Times New Roman" w:eastAsia="Times New Roman"/>
                 <w:b w:val="0"/>
                 <w:i w:val="0"/>
-                <w:sz w:val="21"/>
+                <w:sz w:val="18"/>
               </w:rPr>
               <w:t>Why we love F1</w:t>
             </w:r>
@@ -391,7 +559,7 @@
                 <w:b/>
                 <w:i w:val="0"/>
                 <w:color w:val="156082"/>
-                <w:sz w:val="19"/>
+                <w:sz w:val="16"/>
               </w:rPr>
               <w:t xml:space="preserve">Bulleted list: </w:t>
             </w:r>
@@ -406,7 +574,7 @@
                 <w:rFonts w:ascii="Times New Roman" w:hAnsi="Times New Roman" w:eastAsia="Times New Roman"/>
                 <w:b w:val="0"/>
                 <w:i w:val="0"/>
-                <w:sz w:val="21"/>
+                <w:sz w:val="18"/>
               </w:rPr>
               <w:t>•  Very fast cars</w:t>
             </w:r>
@@ -421,7 +589,7 @@
                 <w:rFonts w:ascii="Times New Roman" w:hAnsi="Times New Roman" w:eastAsia="Times New Roman"/>
                 <w:b w:val="0"/>
                 <w:i w:val="0"/>
-                <w:sz w:val="21"/>
+                <w:sz w:val="18"/>
               </w:rPr>
               <w:t>•  Skilled drivers</w:t>
             </w:r>
@@ -436,7 +604,7 @@
                 <w:rFonts w:ascii="Times New Roman" w:hAnsi="Times New Roman" w:eastAsia="Times New Roman"/>
                 <w:b w:val="0"/>
                 <w:i w:val="0"/>
-                <w:sz w:val="21"/>
+                <w:sz w:val="18"/>
               </w:rPr>
               <w:t>•  Races in many countries</w:t>
             </w:r>
@@ -451,7 +619,7 @@
                 <w:b/>
                 <w:i w:val="0"/>
                 <w:color w:val="156082"/>
-                <w:sz w:val="19"/>
+                <w:sz w:val="16"/>
               </w:rPr>
               <w:t xml:space="preserve">Paragraph: </w:t>
             </w:r>
@@ -460,9 +628,33 @@
                 <w:rFonts w:ascii="Times New Roman" w:hAnsi="Times New Roman" w:eastAsia="Times New Roman"/>
                 <w:b w:val="0"/>
                 <w:i w:val="0"/>
-                <w:sz w:val="21"/>
+                <w:sz w:val="18"/>
               </w:rPr>
               <w:t>The Abu Dhabi Grand Prix is held at Yas Marina Circuit.</w:t>
+            </w:r>
+          </w:p>
+          <w:p>
+            <w:pPr>
+              <w:spacing w:after="0" w:before="0"/>
+            </w:pPr>
+            <w:r>
+              <w:rPr>
+                <w:rFonts w:ascii="Times New Roman" w:hAnsi="Times New Roman" w:eastAsia="Times New Roman"/>
+                <w:b/>
+                <w:i w:val="0"/>
+                <w:color w:val="156082"/>
+                <w:sz w:val="16"/>
+              </w:rPr>
+              <w:t xml:space="preserve">Link, new tab: </w:t>
+            </w:r>
+            <w:r>
+              <w:rPr>
+                <w:rFonts w:ascii="Times New Roman" w:hAnsi="Times New Roman" w:eastAsia="Times New Roman"/>
+                <w:b w:val="0"/>
+                <w:i w:val="0"/>
+                <w:sz w:val="18"/>
+              </w:rPr>
+              <w:t>Official F1 website → https://www.formula1.com</w:t>
             </w:r>
           </w:p>
         </w:tc>
@@ -487,7 +679,7 @@
                 <w:b/>
                 <w:i w:val="0"/>
                 <w:color w:val="0E2841"/>
-                <w:sz w:val="24"/>
+                <w:sz w:val="21"/>
               </w:rPr>
               <w:t>About Us</w:t>
             </w:r>
@@ -497,7 +689,7 @@
                 <w:b w:val="0"/>
                 <w:i w:val="0"/>
                 <w:color w:val="156082"/>
-                <w:sz w:val="19"/>
+                <w:sz w:val="16"/>
               </w:rPr>
               <w:t xml:space="preserve">   file: about.html</w:t>
             </w:r>
@@ -512,7 +704,7 @@
                 <w:b w:val="0"/>
                 <w:i/>
                 <w:color w:val="555555"/>
-                <w:sz w:val="19"/>
+                <w:sz w:val="16"/>
               </w:rPr>
               <w:t xml:space="preserve">Tab title: </w:t>
             </w:r>
@@ -522,7 +714,7 @@
                 <w:b w:val="0"/>
                 <w:i/>
                 <w:color w:val="555555"/>
-                <w:sz w:val="19"/>
+                <w:sz w:val="16"/>
               </w:rPr>
               <w:t>F1 World - About Us</w:t>
             </w:r>
@@ -537,7 +729,7 @@
                 <w:b/>
                 <w:i w:val="0"/>
                 <w:color w:val="156082"/>
-                <w:sz w:val="19"/>
+                <w:sz w:val="16"/>
               </w:rPr>
               <w:t xml:space="preserve">Main heading: </w:t>
             </w:r>
@@ -546,7 +738,7 @@
                 <w:rFonts w:ascii="Times New Roman" w:hAnsi="Times New Roman" w:eastAsia="Times New Roman"/>
                 <w:b w:val="0"/>
                 <w:i w:val="0"/>
-                <w:sz w:val="21"/>
+                <w:sz w:val="18"/>
               </w:rPr>
               <w:t>About Us</w:t>
             </w:r>
@@ -561,7 +753,7 @@
                 <w:b/>
                 <w:i w:val="0"/>
                 <w:color w:val="156082"/>
-                <w:sz w:val="19"/>
+                <w:sz w:val="16"/>
               </w:rPr>
               <w:t xml:space="preserve">Paragraph: </w:t>
             </w:r>
@@ -570,7 +762,7 @@
                 <w:rFonts w:ascii="Times New Roman" w:hAnsi="Times New Roman" w:eastAsia="Times New Roman"/>
                 <w:b w:val="0"/>
                 <w:i w:val="0"/>
-                <w:sz w:val="21"/>
+                <w:sz w:val="18"/>
               </w:rPr>
               <w:t>We are Grade 9 students who love Formula 1.</w:t>
             </w:r>
@@ -585,7 +777,7 @@
                 <w:b/>
                 <w:i w:val="0"/>
                 <w:color w:val="156082"/>
-                <w:sz w:val="19"/>
+                <w:sz w:val="16"/>
               </w:rPr>
               <w:t xml:space="preserve">Subheading: </w:t>
             </w:r>
@@ -594,7 +786,7 @@
                 <w:rFonts w:ascii="Times New Roman" w:hAnsi="Times New Roman" w:eastAsia="Times New Roman"/>
                 <w:b w:val="0"/>
                 <w:i w:val="0"/>
-                <w:sz w:val="21"/>
+                <w:sz w:val="18"/>
               </w:rPr>
               <w:t>F1 facts</w:t>
             </w:r>
@@ -609,7 +801,7 @@
                 <w:b/>
                 <w:i w:val="0"/>
                 <w:color w:val="156082"/>
-                <w:sz w:val="19"/>
+                <w:sz w:val="16"/>
               </w:rPr>
               <w:t xml:space="preserve">Bulleted list: </w:t>
             </w:r>
@@ -624,7 +816,7 @@
                 <w:rFonts w:ascii="Times New Roman" w:hAnsi="Times New Roman" w:eastAsia="Times New Roman"/>
                 <w:b w:val="0"/>
                 <w:i w:val="0"/>
-                <w:sz w:val="21"/>
+                <w:sz w:val="18"/>
               </w:rPr>
               <w:t>•  The first F1 race was in 1950.</w:t>
             </w:r>
@@ -639,7 +831,7 @@
                 <w:rFonts w:ascii="Times New Roman" w:hAnsi="Times New Roman" w:eastAsia="Times New Roman"/>
                 <w:b w:val="0"/>
                 <w:i w:val="0"/>
-                <w:sz w:val="21"/>
+                <w:sz w:val="18"/>
               </w:rPr>
               <w:t>•  Each team has two drivers.</w:t>
             </w:r>
@@ -654,7 +846,7 @@
                 <w:rFonts w:ascii="Times New Roman" w:hAnsi="Times New Roman" w:eastAsia="Times New Roman"/>
                 <w:b w:val="0"/>
                 <w:i w:val="0"/>
-                <w:sz w:val="21"/>
+                <w:sz w:val="18"/>
               </w:rPr>
               <w:t>•  F1 cars can go faster than 300 km/h.</w:t>
             </w:r>
@@ -686,7 +878,7 @@
                 <w:b/>
                 <w:i w:val="0"/>
                 <w:color w:val="0E2841"/>
-                <w:sz w:val="24"/>
+                <w:sz w:val="21"/>
               </w:rPr>
               <w:t>Contact Us</w:t>
             </w:r>
@@ -696,7 +888,7 @@
                 <w:b w:val="0"/>
                 <w:i w:val="0"/>
                 <w:color w:val="156082"/>
-                <w:sz w:val="19"/>
+                <w:sz w:val="16"/>
               </w:rPr>
               <w:t xml:space="preserve">   file: contact.html</w:t>
             </w:r>
@@ -711,7 +903,7 @@
                 <w:b w:val="0"/>
                 <w:i/>
                 <w:color w:val="555555"/>
-                <w:sz w:val="19"/>
+                <w:sz w:val="16"/>
               </w:rPr>
               <w:t xml:space="preserve">Tab title: </w:t>
             </w:r>
@@ -721,7 +913,7 @@
                 <w:b w:val="0"/>
                 <w:i/>
                 <w:color w:val="555555"/>
-                <w:sz w:val="19"/>
+                <w:sz w:val="16"/>
               </w:rPr>
               <w:t>F1 World - Contact Us</w:t>
             </w:r>
@@ -736,7 +928,7 @@
                 <w:b/>
                 <w:i w:val="0"/>
                 <w:color w:val="156082"/>
-                <w:sz w:val="19"/>
+                <w:sz w:val="16"/>
               </w:rPr>
               <w:t xml:space="preserve">Main heading: </w:t>
             </w:r>
@@ -745,7 +937,7 @@
                 <w:rFonts w:ascii="Times New Roman" w:hAnsi="Times New Roman" w:eastAsia="Times New Roman"/>
                 <w:b w:val="0"/>
                 <w:i w:val="0"/>
-                <w:sz w:val="21"/>
+                <w:sz w:val="18"/>
               </w:rPr>
               <w:t>Contact Us</w:t>
             </w:r>
@@ -760,7 +952,7 @@
                 <w:b/>
                 <w:i w:val="0"/>
                 <w:color w:val="156082"/>
-                <w:sz w:val="19"/>
+                <w:sz w:val="16"/>
               </w:rPr>
               <w:t xml:space="preserve">Paragraph: </w:t>
             </w:r>
@@ -769,7 +961,7 @@
                 <w:rFonts w:ascii="Times New Roman" w:hAnsi="Times New Roman" w:eastAsia="Times New Roman"/>
                 <w:b w:val="0"/>
                 <w:i w:val="0"/>
-                <w:sz w:val="21"/>
+                <w:sz w:val="18"/>
               </w:rPr>
               <w:t>Do you have a question about F1? Get in touch!</w:t>
             </w:r>
@@ -784,7 +976,7 @@
                 <w:b/>
                 <w:i w:val="0"/>
                 <w:color w:val="156082"/>
-                <w:sz w:val="19"/>
+                <w:sz w:val="16"/>
               </w:rPr>
               <w:t xml:space="preserve">Bulleted list: </w:t>
             </w:r>
@@ -799,7 +991,7 @@
                 <w:rFonts w:ascii="Times New Roman" w:hAnsi="Times New Roman" w:eastAsia="Times New Roman"/>
                 <w:b w:val="0"/>
                 <w:i w:val="0"/>
-                <w:sz w:val="21"/>
+                <w:sz w:val="18"/>
               </w:rPr>
               <w:t>•  Email: f1fans@example.com</w:t>
             </w:r>
@@ -814,7 +1006,7 @@
                 <w:rFonts w:ascii="Times New Roman" w:hAnsi="Times New Roman" w:eastAsia="Times New Roman"/>
                 <w:b w:val="0"/>
                 <w:i w:val="0"/>
-                <w:sz w:val="21"/>
+                <w:sz w:val="18"/>
               </w:rPr>
               <w:t>•  Phone: 04 000 0000</w:t>
             </w:r>
@@ -829,7 +1021,7 @@
                 <w:rFonts w:ascii="Times New Roman" w:hAnsi="Times New Roman" w:eastAsia="Times New Roman"/>
                 <w:b w:val="0"/>
                 <w:i w:val="0"/>
-                <w:sz w:val="21"/>
+                <w:sz w:val="18"/>
               </w:rPr>
               <w:t>•  Location: Dubai, UAE</w:t>
             </w:r>
@@ -856,7 +1048,7 @@
                 <w:b/>
                 <w:i w:val="0"/>
                 <w:color w:val="0E2841"/>
-                <w:sz w:val="24"/>
+                <w:sz w:val="21"/>
               </w:rPr>
               <w:t>Vision and Mission</w:t>
             </w:r>
@@ -866,7 +1058,7 @@
                 <w:b w:val="0"/>
                 <w:i w:val="0"/>
                 <w:color w:val="156082"/>
-                <w:sz w:val="19"/>
+                <w:sz w:val="16"/>
               </w:rPr>
               <w:t xml:space="preserve">   file: vision.html</w:t>
             </w:r>
@@ -881,7 +1073,7 @@
                 <w:b w:val="0"/>
                 <w:i/>
                 <w:color w:val="555555"/>
-                <w:sz w:val="19"/>
+                <w:sz w:val="16"/>
               </w:rPr>
               <w:t xml:space="preserve">Tab title: </w:t>
             </w:r>
@@ -891,7 +1083,7 @@
                 <w:b w:val="0"/>
                 <w:i/>
                 <w:color w:val="555555"/>
-                <w:sz w:val="19"/>
+                <w:sz w:val="16"/>
               </w:rPr>
               <w:t>F1 World - Vision and Mission</w:t>
             </w:r>
@@ -906,7 +1098,7 @@
                 <w:b/>
                 <w:i w:val="0"/>
                 <w:color w:val="156082"/>
-                <w:sz w:val="19"/>
+                <w:sz w:val="16"/>
               </w:rPr>
               <w:t xml:space="preserve">Main heading: </w:t>
             </w:r>
@@ -915,7 +1107,7 @@
                 <w:rFonts w:ascii="Times New Roman" w:hAnsi="Times New Roman" w:eastAsia="Times New Roman"/>
                 <w:b w:val="0"/>
                 <w:i w:val="0"/>
-                <w:sz w:val="21"/>
+                <w:sz w:val="18"/>
               </w:rPr>
               <w:t>Vision and Mission</w:t>
             </w:r>
@@ -930,7 +1122,7 @@
                 <w:b/>
                 <w:i w:val="0"/>
                 <w:color w:val="156082"/>
-                <w:sz w:val="19"/>
+                <w:sz w:val="16"/>
               </w:rPr>
               <w:t xml:space="preserve">Subheading: </w:t>
             </w:r>
@@ -939,7 +1131,7 @@
                 <w:rFonts w:ascii="Times New Roman" w:hAnsi="Times New Roman" w:eastAsia="Times New Roman"/>
                 <w:b w:val="0"/>
                 <w:i w:val="0"/>
-                <w:sz w:val="21"/>
+                <w:sz w:val="18"/>
               </w:rPr>
               <w:t>Our Vision</w:t>
             </w:r>
@@ -954,7 +1146,7 @@
                 <w:b/>
                 <w:i w:val="0"/>
                 <w:color w:val="156082"/>
-                <w:sz w:val="19"/>
+                <w:sz w:val="16"/>
               </w:rPr>
               <w:t xml:space="preserve">Paragraph: </w:t>
             </w:r>
@@ -963,7 +1155,7 @@
                 <w:rFonts w:ascii="Times New Roman" w:hAnsi="Times New Roman" w:eastAsia="Times New Roman"/>
                 <w:b w:val="0"/>
                 <w:i w:val="0"/>
-                <w:sz w:val="21"/>
+                <w:sz w:val="18"/>
               </w:rPr>
               <w:t>To be the best place for students to learn about F1.</w:t>
             </w:r>
@@ -978,7 +1170,7 @@
                 <w:b/>
                 <w:i w:val="0"/>
                 <w:color w:val="156082"/>
-                <w:sz w:val="19"/>
+                <w:sz w:val="16"/>
               </w:rPr>
               <w:t xml:space="preserve">Subheading: </w:t>
             </w:r>
@@ -987,7 +1179,7 @@
                 <w:rFonts w:ascii="Times New Roman" w:hAnsi="Times New Roman" w:eastAsia="Times New Roman"/>
                 <w:b w:val="0"/>
                 <w:i w:val="0"/>
-                <w:sz w:val="21"/>
+                <w:sz w:val="18"/>
               </w:rPr>
               <w:t>Our Mission</w:t>
             </w:r>
@@ -1002,7 +1194,7 @@
                 <w:b/>
                 <w:i w:val="0"/>
                 <w:color w:val="156082"/>
-                <w:sz w:val="19"/>
+                <w:sz w:val="16"/>
               </w:rPr>
               <w:t xml:space="preserve">Numbered list: </w:t>
             </w:r>
@@ -1017,7 +1209,7 @@
                 <w:rFonts w:ascii="Times New Roman" w:hAnsi="Times New Roman" w:eastAsia="Times New Roman"/>
                 <w:b w:val="0"/>
                 <w:i w:val="0"/>
-                <w:sz w:val="21"/>
+                <w:sz w:val="18"/>
               </w:rPr>
               <w:t>1. Share simple F1 facts.</w:t>
             </w:r>
@@ -1032,7 +1224,7 @@
                 <w:rFonts w:ascii="Times New Roman" w:hAnsi="Times New Roman" w:eastAsia="Times New Roman"/>
                 <w:b w:val="0"/>
                 <w:i w:val="0"/>
-                <w:sz w:val="21"/>
+                <w:sz w:val="18"/>
               </w:rPr>
               <w:t>2. Show the science in F1.</w:t>
             </w:r>
@@ -1047,7 +1239,7 @@
                 <w:rFonts w:ascii="Times New Roman" w:hAnsi="Times New Roman" w:eastAsia="Times New Roman"/>
                 <w:b w:val="0"/>
                 <w:i w:val="0"/>
-                <w:sz w:val="21"/>
+                <w:sz w:val="18"/>
               </w:rPr>
               <w:t>3. Celebrate the Abu Dhabi GP.</w:t>
             </w:r>
@@ -1070,35 +1262,44 @@
     </w:p>
     <w:p>
       <w:pPr>
-        <w:spacing w:after="60" w:before="0"/>
+        <w:spacing w:after="30" w:before="0"/>
       </w:pPr>
       <w:r>
         <w:rPr>
           <w:rFonts w:ascii="Times New Roman" w:hAnsi="Times New Roman" w:eastAsia="Times New Roman"/>
           <w:b/>
           <w:i w:val="0"/>
-          <w:sz w:val="22"/>
+          <w:sz w:val="21"/>
         </w:rPr>
-        <w:t>Check your work:</w:t>
+        <w:t xml:space="preserve">Check your work:   </w:t>
+      </w:r>
+      <w:r>
+        <w:rPr>
+          <w:rFonts w:ascii="Times New Roman" w:hAnsi="Times New Roman" w:eastAsia="Times New Roman"/>
+          <w:b w:val="0"/>
+          <w:i w:val="0"/>
+          <w:sz w:val="21"/>
+        </w:rPr>
+        <w:t>☐  All 4 files have the correct names      ☐  Each page has the skeleton and its own title</w:t>
       </w:r>
     </w:p>
     <w:p>
       <w:pPr>
-        <w:spacing w:after="40" w:before="0"/>
+        <w:spacing w:after="20" w:before="0"/>
       </w:pPr>
       <w:r>
         <w:rPr>
           <w:rFonts w:ascii="Times New Roman" w:hAnsi="Times New Roman" w:eastAsia="Times New Roman"/>
           <w:b w:val="0"/>
           <w:i w:val="0"/>
-          <w:sz w:val="22"/>
+          <w:sz w:val="21"/>
         </w:rPr>
-        <w:t>☐  All 4 files have the correct names      ☐  Each page has the skeleton and its own title      ☐  Each page shows its heading and text in the browser</w:t>
+        <w:t>☐  The navigation menu is at the top of every page      ☐  Every link works when I click it</w:t>
       </w:r>
     </w:p>
     <w:sectPr>
       <w:pgSz w:w="12240" w:h="15840"/>
-      <w:pgMar w:top="864" w:right="1440" w:bottom="864" w:left="1440" w:header="720" w:footer="720" w:gutter="0"/>
+      <w:pgMar w:top="648" w:right="1440" w:bottom="648" w:left="1440" w:header="720" w:footer="720" w:gutter="0"/>
       <w:cols w:space="720"/>
       <w:docGrid w:linePitch="360"/>
     </w:sectPr>
